--- a/Data_Technician_Workbook_Week_2_2026_PowerBI_Max.docx
+++ b/Data_Technician_Workbook_Week_2_2026_PowerBI_Max.docx
@@ -1556,6 +1556,7 @@
     <w:p/>
     <w:p/>
     <w:p/>
+    <w:p/>
     <w:p>
       <w:pPr>
         <w:pStyle w:val="Heading1"/>
@@ -1568,6 +1569,7 @@
         <w:rPr>
           <w:rFonts w:asciiTheme="minorHAnsi" w:hAnsiTheme="minorHAnsi" w:cstheme="minorBidi"/>
         </w:rPr>
+        <w:lastRenderedPageBreak/>
         <w:t xml:space="preserve">Day </w:t>
       </w:r>
       <w:r>
@@ -1587,7 +1589,6 @@
     <w:p/>
     <w:p>
       <w:r>
-        <w:lastRenderedPageBreak/>
         <w:t xml:space="preserve">Please complete </w:t>
       </w:r>
       <w:hyperlink r:id="rId13" w:history="1">
@@ -1751,6 +1752,10 @@
     <w:p/>
     <w:p/>
     <w:p/>
+    <w:p/>
+    <w:p/>
+    <w:p/>
+    <w:p/>
     <w:p>
       <w:pPr>
         <w:pStyle w:val="Heading1"/>
@@ -1763,6 +1768,7 @@
         <w:rPr>
           <w:rFonts w:asciiTheme="minorHAnsi" w:hAnsiTheme="minorHAnsi" w:cstheme="minorBidi"/>
         </w:rPr>
+        <w:lastRenderedPageBreak/>
         <w:t xml:space="preserve">Day 4: Task </w:t>
       </w:r>
       <w:r>
@@ -5416,20 +5422,20 @@
 </file>
 
 <file path=customXml/item2.xml><?xml version="1.0" encoding="utf-8"?>
+<p:properties xmlns:p="http://schemas.microsoft.com/office/2006/metadata/properties" xmlns:xsi="http://www.w3.org/2001/XMLSchema-instance" xmlns:pc="http://schemas.microsoft.com/office/infopath/2007/PartnerControls">
+  <documentManagement>
+    <ReferenceId xmlns="6c4381e5-90aa-48f7-8631-62e6750c6c4b" xsi:nil="true"/>
+  </documentManagement>
+</p:properties>
+</file>
+
+<file path=customXml/item3.xml><?xml version="1.0" encoding="utf-8"?>
 <?mso-contentType ?>
 <FormTemplates xmlns="http://schemas.microsoft.com/sharepoint/v3/contenttype/forms">
   <Display>DocumentLibraryForm</Display>
   <Edit>DocumentLibraryForm</Edit>
   <New>DocumentLibraryForm</New>
 </FormTemplates>
-</file>
-
-<file path=customXml/item3.xml><?xml version="1.0" encoding="utf-8"?>
-<p:properties xmlns:p="http://schemas.microsoft.com/office/2006/metadata/properties" xmlns:xsi="http://www.w3.org/2001/XMLSchema-instance" xmlns:pc="http://schemas.microsoft.com/office/infopath/2007/PartnerControls">
-  <documentManagement>
-    <ReferenceId xmlns="6c4381e5-90aa-48f7-8631-62e6750c6c4b" xsi:nil="true"/>
-  </documentManagement>
-</p:properties>
 </file>
 
 <file path=customXml/itemProps1.xml><?xml version="1.0" encoding="utf-8"?>
@@ -5451,14 +5457,6 @@
 </file>
 
 <file path=customXml/itemProps2.xml><?xml version="1.0" encoding="utf-8"?>
-<ds:datastoreItem xmlns:ds="http://schemas.openxmlformats.org/officeDocument/2006/customXml" ds:itemID="{B291F8F4-2F57-4FF7-9079-0E7FAAF0D229}">
-  <ds:schemaRefs>
-    <ds:schemaRef ds:uri="http://schemas.microsoft.com/sharepoint/v3/contenttype/forms"/>
-  </ds:schemaRefs>
-</ds:datastoreItem>
-</file>
-
-<file path=customXml/itemProps3.xml><?xml version="1.0" encoding="utf-8"?>
 <ds:datastoreItem xmlns:ds="http://schemas.openxmlformats.org/officeDocument/2006/customXml" ds:itemID="{92AF9EC7-8B38-475B-A8AC-9051EF347F30}">
   <ds:schemaRefs>
     <ds:schemaRef ds:uri="http://schemas.microsoft.com/office/2006/metadata/properties"/>
@@ -5468,6 +5466,14 @@
 </ds:datastoreItem>
 </file>
 
+<file path=customXml/itemProps3.xml><?xml version="1.0" encoding="utf-8"?>
+<ds:datastoreItem xmlns:ds="http://schemas.openxmlformats.org/officeDocument/2006/customXml" ds:itemID="{B291F8F4-2F57-4FF7-9079-0E7FAAF0D229}">
+  <ds:schemaRefs>
+    <ds:schemaRef ds:uri="http://schemas.microsoft.com/sharepoint/v3/contenttype/forms"/>
+  </ds:schemaRefs>
+</ds:datastoreItem>
+</file>
+
 <file path=docMetadata/LabelInfo.xml><?xml version="1.0" encoding="utf-8"?>
 <clbl:labelList xmlns:clbl="http://schemas.microsoft.com/office/2020/mipLabelMetadata">
   <clbl:label id="{3ea7c128-c601-4479-a003-e14d00c0b5cb}" enabled="0" method="" siteId="{3ea7c128-c601-4479-a003-e14d00c0b5cb}" removed="1"/>
